--- a/Publisher_Ready_Curriculum/02_Chemistry_East_Meadow_Refactor/04_Gas_Laws/03_PressureVolume_Relationship/Answer_Key.docx
+++ b/Publisher_Ready_Curriculum/02_Chemistry_East_Meadow_Refactor/04_Gas_Laws/03_PressureVolume_Relationship/Answer_Key.docx
@@ -2,13 +2,13 @@
 <file path=word/document.xml><?xml version="1.0" encoding="utf-8"?>
 <w:document xmlns:w="http://schemas.openxmlformats.org/wordprocessingml/2006/main" xmlns:m="http://schemas.openxmlformats.org/officeDocument/2006/math" xmlns:r="http://schemas.openxmlformats.org/officeDocument/2006/relationships" xmlns:o="urn:schemas-microsoft-com:office:office" xmlns:v="urn:schemas-microsoft-com:vml" xmlns:w10="urn:schemas-microsoft-com:office:word" xmlns:a="http://schemas.openxmlformats.org/drawingml/2006/main" xmlns:pic="http://schemas.openxmlformats.org/drawingml/2006/picture" xmlns:wp="http://schemas.openxmlformats.org/drawingml/2006/wordprocessingDrawing">
   <w:body>
-    <w:bookmarkStart w:id="13" w:name="Xdb29348d23e188a21d346fe1a8c416fea6d9f47"/>
+    <w:bookmarkStart w:id="13" w:name="pressurevolume-relationship-answer-key"/>
     <w:p>
       <w:pPr>
         <w:pStyle w:val="Heading1"/>
       </w:pPr>
       <w:r>
-        <w:t xml:space="preserve">Pressure–Volume Relationship (Boyle’s Law) — Answer Key</w:t>
+        <w:t xml:space="preserve">Pressure–Volume Relationship — Answer Key</w:t>
       </w:r>
     </w:p>
     <w:bookmarkStart w:id="9" w:name="cover"/>
@@ -25,7 +25,7 @@
         <w:pStyle w:val="FirstParagraph"/>
       </w:pPr>
       <w:r>
-        <w:t xml:space="preserve">Unit: Gas Laws — Lesson 03: Pressure–Volume Relationship (Boyle’s Law)</w:t>
+        <w:t xml:space="preserve">Unit: Gas Laws — Lesson 03: Pressure–Volume Relationship</w:t>
       </w:r>
       <w:r>
         <w:t xml:space="preserve"> </w:t>
@@ -37,7 +37,7 @@
         <w:t xml:space="preserve"> </w:t>
       </w:r>
       <w:r>
-        <w:t xml:space="preserve">NYSSLS tag: Gas Laws — Boyle’s Law (P–V inverse relationship at constant T); SEP Analyzing Data + Using Mathematics</w:t>
+        <w:t xml:space="preserve">NYSSLS tag: Gas Laws — pressure–volume relationship (P–V inverse relationship at constant T); SEP Analyzing Data + Using Mathematics</w:t>
       </w:r>
     </w:p>
     <w:bookmarkEnd w:id="9"/>
@@ -125,7 +125,7 @@
         <w:t xml:space="preserve"> </w:t>
       </w:r>
       <w:r>
-        <w:t xml:space="preserve">pressure. NYSSLS: Boyle’s Law / SEP Using Mathematics.</w:t>
+        <w:t xml:space="preserve">pressure. NYSSLS: pressure–volume relationship / SEP Using Mathematics.</w:t>
       </w:r>
     </w:p>
     <w:p>
@@ -187,7 +187,7 @@
         <w:t xml:space="preserve"> </w:t>
       </w:r>
       <w:r>
-        <w:t xml:space="preserve">1 point for correct substitution; 1 point for the correct answer (1.0 atm) with the unit. A student who gets 4.0 atm has the direction reversed (treated it as direct) — redirect to the syringe: bigger volume means lower pressure. NYSSLS: Boyle’s Law / SEP Using Mathematics.</w:t>
+        <w:t xml:space="preserve">1 point for correct substitution; 1 point for the correct answer (1.0 atm) with the unit. A student who gets 4.0 atm has the direction reversed (treated it as direct) — redirect to the syringe: bigger volume means lower pressure. NYSSLS: pressure–volume relationship / SEP Using Mathematics.</w:t>
       </w:r>
     </w:p>
     <w:p>
@@ -265,7 +265,7 @@
         <w:t xml:space="preserve"> </w:t>
       </w:r>
       <w:r>
-        <w:t xml:space="preserve">the volume. NYSSLS: Boyle’s Law / SEP Using Mathematics.</w:t>
+        <w:t xml:space="preserve">the volume. NYSSLS: pressure–volume relationship / SEP Using Mathematics.</w:t>
       </w:r>
     </w:p>
     <w:bookmarkEnd w:id="10"/>
@@ -337,7 +337,7 @@
         <w:t xml:space="preserve"> </w:t>
       </w:r>
       <w:r>
-        <w:t xml:space="preserve">1 point for correct substitution into P₁V₁ = P₂V₂; 1 point for the correct answer (4.0 atm) with the unit. A smaller-than-1.5 answer signals a direction error (smaller volume must raise pressure). NYSSLS: Boyle’s Law / SEP Using Mathematics.</w:t>
+        <w:t xml:space="preserve">1 point for correct substitution into P₁V₁ = P₂V₂; 1 point for the correct answer (4.0 atm) with the unit. A smaller-than-1.5 answer signals a direction error (smaller volume must raise pressure). NYSSLS: pressure–volume relationship / SEP Using Mathematics.</w:t>
       </w:r>
     </w:p>
     <w:p>
@@ -415,7 +415,7 @@
         <w:t xml:space="preserve"> </w:t>
       </w:r>
       <w:r>
-        <w:t xml:space="preserve">volume. NYSSLS: Boyle’s Law / SEP Using Mathematics.</w:t>
+        <w:t xml:space="preserve">volume. NYSSLS: pressure–volume relationship / SEP Using Mathematics.</w:t>
       </w:r>
     </w:p>
     <w:p>
@@ -521,7 +521,7 @@
         <w:t xml:space="preserve"> </w:t>
       </w:r>
       <w:r>
-        <w:t xml:space="preserve">2 points total — 1 point for stating that the same number of particles occupies a smaller space; 1 point for connecting that to more frequent wall collisions (and therefore higher pressure). NYSSLS: Boyle’s Law / SEP Analyzing Data.</w:t>
+        <w:t xml:space="preserve">2 points total — 1 point for stating that the same number of particles occupies a smaller space; 1 point for connecting that to more frequent wall collisions (and therefore higher pressure). NYSSLS: pressure–volume relationship / SEP Analyzing Data.</w:t>
       </w:r>
     </w:p>
     <w:bookmarkEnd w:id="11"/>
